--- a/Files/03 - Vayikra/09 -  Achrei Mos-Kedoshim/5783/Achrei Mos-Kedoshim 5783.docx
+++ b/Files/03 - Vayikra/09 -  Achrei Mos-Kedoshim/5783/Achrei Mos-Kedoshim 5783.docx
@@ -2809,7 +2809,7 @@
           <w:rFonts w:ascii="Times New Roman" w:hAnsi="Times New Roman" w:cs="Times New Roman"/>
           <w:rtl/>
         </w:rPr>
-        <w:t>"</w:t>
+        <w:t>״</w:t>
       </w:r>
       <w:r>
         <w:rPr>
